--- a/Laboratorios complementarios - Traductor básico con RNN/LABORATORIO TRADUCTOR BASICO CON RNN.docx
+++ b/Laboratorios complementarios - Traductor básico con RNN/LABORATORIO TRADUCTOR BASICO CON RNN.docx
@@ -27,7 +27,125 @@
         </w:pBdr>
         <w:spacing/>
         <w:ind w:right="0" w:firstLine="0" w:left="0"/>
-        <w:rPr/>
+        <w:jc w:val="center"/>
+        <w:rPr>
+          <w:rFonts w:ascii="Times New Roman" w:hAnsi="Times New Roman" w:eastAsia="Times New Roman" w:cs="Times New Roman"/>
+          <w:b/>
+          <w:bCs/>
+          <w:sz w:val="24"/>
+          <w:szCs w:val="24"/>
+        </w:rPr>
+      </w:pPr>
+      <w:r>
+        <w:rPr>
+          <w:rFonts w:ascii="Times New Roman" w:hAnsi="Times New Roman" w:eastAsia="Times New Roman" w:cs="Times New Roman"/>
+          <w:b/>
+          <w:bCs/>
+          <w:color w:val="000000"/>
+          <w:sz w:val="24"/>
+          <w:szCs w:val="24"/>
+          <w:highlight w:val="none"/>
+        </w:rPr>
+      </w:r>
+      <w:r>
+        <w:rPr>
+          <w:rFonts w:ascii="Times New Roman" w:hAnsi="Times New Roman" w:eastAsia="Times New Roman" w:cs="Times New Roman"/>
+          <w:b/>
+          <w:bCs/>
+          <w:color w:val="000000"/>
+          <w:sz w:val="24"/>
+          <w:szCs w:val="24"/>
+          <w:highlight w:val="none"/>
+        </w:rPr>
+        <w:t xml:space="preserve">GITHUB:</w:t>
+      </w:r>
+      <w:r>
+        <w:rPr>
+          <w:rFonts w:ascii="Times New Roman" w:hAnsi="Times New Roman" w:eastAsia="Times New Roman" w:cs="Times New Roman"/>
+          <w:b/>
+          <w:bCs/>
+          <w:color w:val="000000"/>
+          <w:sz w:val="24"/>
+          <w:szCs w:val="24"/>
+          <w:highlight w:val="none"/>
+        </w:rPr>
+        <w:t xml:space="preserve"> https://github.com/Joaquin694/Laboratorios-13</w:t>
+      </w:r>
+      <w:r>
+        <w:rPr>
+          <w:rFonts w:ascii="Times New Roman" w:hAnsi="Times New Roman" w:eastAsia="Times New Roman" w:cs="Times New Roman"/>
+          <w:b/>
+          <w:bCs/>
+          <w:sz w:val="24"/>
+          <w:szCs w:val="24"/>
+        </w:rPr>
+      </w:r>
+      <w:r>
+        <w:rPr>
+          <w:rFonts w:ascii="Times New Roman" w:hAnsi="Times New Roman" w:eastAsia="Times New Roman" w:cs="Times New Roman"/>
+          <w:b/>
+          <w:bCs/>
+          <w:sz w:val="24"/>
+          <w:szCs w:val="24"/>
+        </w:rPr>
+      </w:r>
+      <w:r>
+        <w:rPr>
+          <w:rFonts w:ascii="Times New Roman" w:hAnsi="Times New Roman" w:eastAsia="Times New Roman" w:cs="Times New Roman"/>
+          <w:b/>
+          <w:color w:val="000000"/>
+          <w:sz w:val="36"/>
+          <w:highlight w:val="none"/>
+        </w:rPr>
+      </w:r>
+      <w:r>
+        <w:rPr>
+          <w:rFonts w:ascii="Times New Roman" w:hAnsi="Times New Roman" w:eastAsia="Times New Roman" w:cs="Times New Roman"/>
+          <w:b/>
+          <w:color w:val="000000"/>
+          <w:sz w:val="36"/>
+          <w:highlight w:val="none"/>
+        </w:rPr>
+      </w:r>
+      <w:r>
+        <w:rPr>
+          <w:rFonts w:ascii="Times New Roman" w:hAnsi="Times New Roman" w:eastAsia="Times New Roman" w:cs="Times New Roman"/>
+          <w:b/>
+          <w:color w:val="000000"/>
+          <w:sz w:val="36"/>
+          <w:highlight w:val="none"/>
+        </w:rPr>
+      </w:r>
+      <w:r>
+        <w:rPr>
+          <w:rFonts w:ascii="Times New Roman" w:hAnsi="Times New Roman" w:eastAsia="Times New Roman" w:cs="Times New Roman"/>
+          <w:b/>
+          <w:bCs/>
+          <w:sz w:val="24"/>
+          <w:szCs w:val="24"/>
+        </w:rPr>
+      </w:r>
+    </w:p>
+    <w:p>
+      <w:pPr>
+        <w:pStyle w:val="140"/>
+        <w:pBdr>
+          <w:top w:val="none" w:color="000000" w:sz="4" w:space="0"/>
+          <w:left w:val="none" w:color="000000" w:sz="4" w:space="0"/>
+          <w:bottom w:val="none" w:color="000000" w:sz="4" w:space="0"/>
+          <w:right w:val="none" w:color="000000" w:sz="4" w:space="0"/>
+        </w:pBdr>
+        <w:spacing/>
+        <w:ind w:right="0" w:firstLine="0" w:left="0"/>
+        <w:rPr>
+          <w:rFonts w:ascii="Times New Roman" w:hAnsi="Times New Roman" w:eastAsia="Times New Roman" w:cs="Times New Roman"/>
+          <w:b/>
+          <w:bCs/>
+          <w:color w:val="000000"/>
+          <w:sz w:val="36"/>
+          <w:szCs w:val="36"/>
+          <w:highlight w:val="none"/>
+        </w:rPr>
       </w:pPr>
       <w:r>
         <w:rPr>
@@ -39,28 +157,20 @@
         <w:t xml:space="preserve">Reto MIT</w:t>
       </w:r>
       <w:r/>
-    </w:p>
-    <w:p>
-      <w:pPr>
-        <w:pBdr>
-          <w:top w:val="none" w:color="000000" w:sz="4" w:space="0"/>
-          <w:left w:val="none" w:color="000000" w:sz="4" w:space="0"/>
-          <w:bottom w:val="none" w:color="000000" w:sz="4" w:space="0"/>
-          <w:right w:val="none" w:color="000000" w:sz="4" w:space="0"/>
-        </w:pBdr>
-        <w:spacing/>
-        <w:ind w:right="0" w:firstLine="0" w:left="0"/>
-        <w:rPr/>
-      </w:pPr>
       <w:r>
         <w:rPr>
           <w:rFonts w:ascii="Times New Roman" w:hAnsi="Times New Roman" w:eastAsia="Times New Roman" w:cs="Times New Roman"/>
           <w:color w:val="000000"/>
           <w:sz w:val="24"/>
         </w:rPr>
-        <w:t xml:space="preserve"> </w:t>
       </w:r>
       <w:r/>
+      <w:r>
+        <w:rPr>
+          <w:rFonts w:ascii="Times New Roman" w:hAnsi="Times New Roman" w:eastAsia="Times New Roman" w:cs="Times New Roman"/>
+          <w:sz w:val="36"/>
+        </w:rPr>
+      </w:r>
     </w:p>
     <w:p>
       <w:pPr>
